--- a/Outputs/Tables/T1.docx
+++ b/Outputs/Tables/T1.docx
@@ -5559,7 +5559,7 @@
                 <w:szCs w:val="22"/>
                 <w:color w:val="000000"/>
               </w:rPr>
-              <w:t xml:space="preserve">FV-PTC</w:t>
+              <w:t xml:space="preserve">IEFVPTC</w:t>
             </w:r>
           </w:p>
         </w:tc>
@@ -7374,7 +7374,7 @@
                 <w:szCs w:val="12"/>
                 <w:color w:val="000000"/>
               </w:rPr>
-              <w:t xml:space="preserve">AJCC, American Joint Committee on Cancer; FTC, follicular thyroid carcinoma; FV-PTC, follicular variant of papillary thyroid carcinoma; M, metastasis; N, lymph node; PTC, papillary thyroid carcinoma; SD, standard deviation; T, tumor</w:t>
+              <w:t xml:space="preserve">AJCC, American Joint Committee on Cancer; FTC, follicular thyroid carcinoma; IEFVPTC, invasive encapsulated follicular variant of papillary thyroid carcinoma; M, metastasis; N, lymph node; PTC, papillary thyroid carcinoma; SD, standard deviation; T, tumor</w:t>
             </w:r>
             <w:r>
               <w:rPr>
